--- a/output/doc/04-冒充公检法-老年人ATM询问笔录.docx
+++ b/output/doc/04-冒充公检法-老年人ATM询问笔录.docx
@@ -853,7 +853,7 @@
                 <w:b w:val="0"/>
                 <w:sz w:val="19"/>
               </w:rPr>
-              <w:t>110101195804120048</w:t>
+              <w:t>ID_TEST_CASE_04</w:t>
             </w:r>
           </w:p>
         </w:tc>
@@ -909,7 +909,7 @@
                 <w:b w:val="0"/>
                 <w:sz w:val="19"/>
               </w:rPr>
-              <w:t>13600000006</w:t>
+              <w:t>PHONE_TEST_06</w:t>
             </w:r>
           </w:p>
         </w:tc>
@@ -1188,7 +1188,7 @@
           <w:b w:val="0"/>
           <w:sz w:val="22"/>
         </w:rPr>
-        <w:t>答：我叫赵测试，女，68岁，汉族，身份证号码110101195804120048，联系电话13600000006，是测试市示范小学退休教师，现住测试省测试市演示区银龄街40号401室。以上均为虚构测试信息。</w:t>
+        <w:t>答：我叫赵测试，女，68岁，汉族，身份证号码ID_TEST_CASE_04，联系电话PHONE_TEST_06，是测试市示范小学退休教师，现住测试省测试市演示区银龄街40号401室。以上均为虚构测试信息。</w:t>
       </w:r>
     </w:p>
     <w:p>
@@ -1274,7 +1274,7 @@
           <w:b w:val="0"/>
           <w:sz w:val="22"/>
         </w:rPr>
-        <w:t>答：2026年7月13日9时18分，我独自在家使用测试手机TEST-PHONE-004接到号码17000000004的电话。对方自称测试市公安局刑侦支队民警，说我的银行卡涉及洗钱，随后让我通过会议软件接受视频询问，并要求我对家人保密。</w:t>
+        <w:t>答：2026年7月13日9时18分，我独自在家使用测试手机TEST-PHONE-004接到号码PHONE_TEST_10的电话。对方自称测试市公安局刑侦支队民警，说我的银行卡涉及洗钱，随后让我通过会议软件接受视频询问，并要求我对家人保密。</w:t>
       </w:r>
     </w:p>
     <w:p>
@@ -1317,7 +1317,7 @@
           <w:b w:val="0"/>
           <w:sz w:val="22"/>
         </w:rPr>
-        <w:t>答：第一名男子自称陈警官，虚构警号TEST-J004，来电号码17000000004；第二名女子自称测试检察院刘检察官，会议账号meeting_police_test_004。两人都只在电话和视频中出现。</w:t>
+        <w:t>答：第一名男子自称陈警官，虚构警号TEST-J004，来电号码PHONE_TEST_10；第二名女子自称测试检察院刘检察官，会议账号meeting_police_test_004。两人都只在电话和视频中出现。</w:t>
       </w:r>
     </w:p>
     <w:p>
@@ -1403,7 +1403,7 @@
           <w:b w:val="0"/>
           <w:sz w:val="22"/>
         </w:rPr>
-        <w:t>答：我按短信链接https://meeting.example.test/case004下载会议协查测试版APP，安装包名meeting-test-004.apk，登录账号user_meeting_test_004，并开启屏幕共享和麦克风权限。</w:t>
+        <w:t>答：我按短信链接URL_TEST_CASE_04下载会议协查测试版APP，安装包名meeting-test-004.apk，登录账号user_meeting_test_004，并开启屏幕共享和麦克风权限。</w:t>
       </w:r>
     </w:p>
     <w:p>
@@ -1489,7 +1489,7 @@
           <w:b w:val="0"/>
           <w:sz w:val="22"/>
         </w:rPr>
-        <w:t>答：我使用测试银行借记卡6222020200004234570，于10时48分通过ATM转账60000元至测试收款卡6222020200001111404，户名高模拟，流水号：TEST202607130401。</w:t>
+        <w:t>答：我使用测试银行借记卡CARD_TEST_10，于10时48分通过ATM转账60000元至测试收款卡CARD_TEST_01，户名高模拟，流水号：TEST202607130401。</w:t>
       </w:r>
     </w:p>
     <w:p>
@@ -1532,7 +1532,7 @@
           <w:b w:val="0"/>
           <w:sz w:val="22"/>
         </w:rPr>
-        <w:t>答：11时16分，我仍在ATM区转账40000元至测试收款卡6222020200001112405，户名马会例，流水号：TEST202607130402。</w:t>
+        <w:t>答：11时16分，我仍在ATM区转账40000元至测试收款卡CARD_TEST_02，户名马会例，流水号：TEST202607130402。</w:t>
       </w:r>
     </w:p>
     <w:p>
@@ -1618,7 +1618,7 @@
           <w:b w:val="0"/>
           <w:sz w:val="22"/>
         </w:rPr>
-        <w:t>答：测试手机TEST-PHONE-004和银行卡6222020200004234570都由我带来，可以依法提取查验；会议APP已经卸载，原安装包没有单独保存。</w:t>
+        <w:t>答：测试手机TEST-PHONE-004和银行卡CARD_TEST_10都由我带来，可以依法提取查验；会议APP已经卸载，原安装包没有单独保存。</w:t>
       </w:r>
     </w:p>
     <w:p>
